--- a/Weekly Logs/Matt/Matt Baker - Week 3 Individual Logbook.docx
+++ b/Weekly Logs/Matt/Matt Baker - Week 3 Individual Logbook.docx
@@ -913,7 +913,7 @@
           <w:r>
             <w:fldChar w:fldCharType="separate"/>
           </w:r>
-          <w:hyperlink w:anchor="_Toc236493191" w:history="1">
+          <w:hyperlink w:anchor="_Toc236750895" w:history="1">
             <w:r>
               <w:rPr>
                 <w:rStyle w:val="Hyperlink"/>
@@ -940,7 +940,7 @@
                 <w:noProof/>
                 <w:webHidden/>
               </w:rPr>
-              <w:instrText xml:space="preserve"> PAGEREF _Toc236493191 \h </w:instrText>
+              <w:instrText xml:space="preserve"> PAGEREF _Toc236750895 \h </w:instrText>
             </w:r>
             <w:r>
               <w:rPr>
@@ -984,7 +984,7 @@
               <w:sz w:val="24"/>
             </w:rPr>
           </w:pPr>
-          <w:hyperlink w:anchor="_Toc236493192" w:history="1">
+          <w:hyperlink w:anchor="_Toc236750896" w:history="1">
             <w:r>
               <w:rPr>
                 <w:rStyle w:val="Hyperlink"/>
@@ -1011,7 +1011,7 @@
                 <w:noProof/>
                 <w:webHidden/>
               </w:rPr>
-              <w:instrText xml:space="preserve"> PAGEREF _Toc236493192 \h </w:instrText>
+              <w:instrText xml:space="preserve"> PAGEREF _Toc236750896 \h </w:instrText>
             </w:r>
             <w:r>
               <w:rPr>
@@ -1055,7 +1055,7 @@
               <w:sz w:val="24"/>
             </w:rPr>
           </w:pPr>
-          <w:hyperlink w:anchor="_Toc236493193" w:history="1">
+          <w:hyperlink w:anchor="_Toc236750897" w:history="1">
             <w:r>
               <w:rPr>
                 <w:rStyle w:val="Hyperlink"/>
@@ -1082,7 +1082,7 @@
                 <w:noProof/>
                 <w:webHidden/>
               </w:rPr>
-              <w:instrText xml:space="preserve"> PAGEREF _Toc236493193 \h </w:instrText>
+              <w:instrText xml:space="preserve"> PAGEREF _Toc236750897 \h </w:instrText>
             </w:r>
             <w:r>
               <w:rPr>
@@ -1126,7 +1126,7 @@
               <w:sz w:val="24"/>
             </w:rPr>
           </w:pPr>
-          <w:hyperlink w:anchor="_Toc236493194" w:history="1">
+          <w:hyperlink w:anchor="_Toc236750898" w:history="1">
             <w:r>
               <w:rPr>
                 <w:rStyle w:val="Hyperlink"/>
@@ -1153,7 +1153,7 @@
                 <w:noProof/>
                 <w:webHidden/>
               </w:rPr>
-              <w:instrText xml:space="preserve"> PAGEREF _Toc236493194 \h </w:instrText>
+              <w:instrText xml:space="preserve"> PAGEREF _Toc236750898 \h </w:instrText>
             </w:r>
             <w:r>
               <w:rPr>
@@ -1197,7 +1197,7 @@
               <w:sz w:val="24"/>
             </w:rPr>
           </w:pPr>
-          <w:hyperlink w:anchor="_Toc236493195" w:history="1">
+          <w:hyperlink w:anchor="_Toc236750899" w:history="1">
             <w:r>
               <w:rPr>
                 <w:rStyle w:val="Hyperlink"/>
@@ -1224,7 +1224,7 @@
                 <w:noProof/>
                 <w:webHidden/>
               </w:rPr>
-              <w:instrText xml:space="preserve"> PAGEREF _Toc236493195 \h </w:instrText>
+              <w:instrText xml:space="preserve"> PAGEREF _Toc236750899 \h </w:instrText>
             </w:r>
             <w:r>
               <w:rPr>
@@ -1268,13 +1268,13 @@
               <w:sz w:val="24"/>
             </w:rPr>
           </w:pPr>
-          <w:hyperlink w:anchor="_Toc236493196" w:history="1">
+          <w:hyperlink w:anchor="_Toc236750900" w:history="1">
             <w:r>
               <w:rPr>
                 <w:rStyle w:val="Hyperlink"/>
                 <w:noProof/>
               </w:rPr>
-              <w:t>Development</w:t>
+              <w:t>Research</w:t>
             </w:r>
             <w:r>
               <w:rPr>
@@ -1295,7 +1295,7 @@
                 <w:noProof/>
                 <w:webHidden/>
               </w:rPr>
-              <w:instrText xml:space="preserve"> PAGEREF _Toc236493196 \h </w:instrText>
+              <w:instrText xml:space="preserve"> PAGEREF _Toc236750900 \h </w:instrText>
             </w:r>
             <w:r>
               <w:rPr>
@@ -1541,7 +1541,7 @@
         <w:pStyle w:val="Heading1"/>
         <w:ind w:left="-5"/>
       </w:pPr>
-      <w:bookmarkStart w:id="0" w:name="_Toc236493191"/>
+      <w:bookmarkStart w:id="0" w:name="_Toc236750895"/>
       <w:r>
         <w:lastRenderedPageBreak/>
         <w:t>Hours Breakdown</w:t>
@@ -1667,7 +1667,7 @@
               <w:rPr>
                 <w:sz w:val="24"/>
               </w:rPr>
-              <w:t>45 mins</w:t>
+              <w:t>1hr 30</w:t>
             </w:r>
           </w:p>
         </w:tc>
@@ -1720,6 +1720,12 @@
               </w:rPr>
               <w:t xml:space="preserve">   </w:t>
             </w:r>
+            <w:r>
+              <w:rPr>
+                <w:sz w:val="24"/>
+              </w:rPr>
+              <w:t>4 hours</w:t>
+            </w:r>
           </w:p>
         </w:tc>
       </w:tr>
@@ -1775,7 +1781,13 @@
               <w:rPr>
                 <w:sz w:val="24"/>
               </w:rPr>
-              <w:t>1hr</w:t>
+              <w:t>2</w:t>
+            </w:r>
+            <w:r>
+              <w:rPr>
+                <w:sz w:val="24"/>
+              </w:rPr>
+              <w:t>hr</w:t>
             </w:r>
             <w:r>
               <w:rPr>
@@ -1834,6 +1846,12 @@
               </w:rPr>
               <w:t xml:space="preserve">   </w:t>
             </w:r>
+            <w:r>
+              <w:rPr>
+                <w:sz w:val="24"/>
+              </w:rPr>
+              <w:t>2hrs 15mins</w:t>
+            </w:r>
           </w:p>
         </w:tc>
       </w:tr>
@@ -2038,6 +2056,12 @@
               </w:rPr>
               <w:t xml:space="preserve">  </w:t>
             </w:r>
+            <w:r>
+              <w:rPr>
+                <w:sz w:val="24"/>
+              </w:rPr>
+              <w:t>1</w:t>
+            </w:r>
           </w:p>
         </w:tc>
       </w:tr>
@@ -2198,6 +2222,12 @@
               </w:rPr>
               <w:t xml:space="preserve">   </w:t>
             </w:r>
+            <w:r>
+              <w:rPr>
+                <w:sz w:val="24"/>
+              </w:rPr>
+              <w:t>11 hrs</w:t>
+            </w:r>
           </w:p>
         </w:tc>
       </w:tr>
@@ -2279,7 +2309,7 @@
               <w:rPr>
                 <w:sz w:val="24"/>
               </w:rPr>
-              <w:t>18</w:t>
+              <w:t>29</w:t>
             </w:r>
             <w:r>
               <w:rPr>
@@ -2356,7 +2386,7 @@
         <w:pStyle w:val="Heading1"/>
         <w:ind w:left="-5"/>
       </w:pPr>
-      <w:bookmarkStart w:id="1" w:name="_Toc236493192"/>
+      <w:bookmarkStart w:id="1" w:name="_Toc236750896"/>
       <w:r>
         <w:lastRenderedPageBreak/>
         <w:t>Completed Content/Documentation</w:t>
@@ -2368,7 +2398,7 @@
       <w:pPr>
         <w:pStyle w:val="Heading2"/>
       </w:pPr>
-      <w:bookmarkStart w:id="2" w:name="_Toc236493193"/>
+      <w:bookmarkStart w:id="2" w:name="_Toc236750897"/>
       <w:r>
         <w:t>Team Meeting</w:t>
       </w:r>
@@ -2407,14 +2437,25 @@
     </w:p>
     <w:p>
       <w:r>
-        <w:t>Tuesday July 28</w:t>
+        <w:t>Tuesday July 2</w:t>
+      </w:r>
+      <w:r>
+        <w:t>9 2-2:45PM (45 mins)</w:t>
+      </w:r>
+    </w:p>
+    <w:p>
+      <w:r>
+        <w:t xml:space="preserve">Short meeting after speaking with Clement, who would research what, </w:t>
+      </w:r>
+      <w:r>
+        <w:t>discussing potential directions of the project, picking a methodology, preparing an agenda for meeting with Geoff.</w:t>
       </w:r>
     </w:p>
     <w:p>
       <w:pPr>
         <w:pStyle w:val="Heading2"/>
       </w:pPr>
-      <w:bookmarkStart w:id="3" w:name="_Toc236493194"/>
+      <w:bookmarkStart w:id="3" w:name="_Toc236750898"/>
       <w:r>
         <w:t>Advisor Meetings</w:t>
       </w:r>
@@ -2473,12 +2514,29 @@
       <w:r>
         <w:t xml:space="preserve">Wednesday July 29 </w:t>
       </w:r>
+      <w:r>
+        <w:t>1PM-2PM (1hr)</w:t>
+      </w:r>
+    </w:p>
+    <w:p>
+      <w:r>
+        <w:t xml:space="preserve">Held a meeting with Clement, our advisor, discussing what his role will be in the project, </w:t>
+      </w:r>
+      <w:r>
+        <w:t xml:space="preserve">his previous experience, </w:t>
+      </w:r>
+      <w:r>
+        <w:t>and some clarification we need to extract from Geoff on specific requirements he wants to see from us</w:t>
+      </w:r>
+      <w:r>
+        <w:t xml:space="preserve"> as the client. </w:t>
+      </w:r>
     </w:p>
     <w:p>
       <w:pPr>
         <w:pStyle w:val="Heading2"/>
       </w:pPr>
-      <w:bookmarkStart w:id="4" w:name="_Toc236493195"/>
+      <w:bookmarkStart w:id="4" w:name="_Toc236750899"/>
       <w:r>
         <w:t>Client Meetings</w:t>
       </w:r>
@@ -2498,20 +2556,16 @@
       <w:pPr>
         <w:pStyle w:val="Heading2"/>
       </w:pPr>
+      <w:bookmarkStart w:id="5" w:name="_Toc236750900"/>
       <w:r>
         <w:t>Research</w:t>
       </w:r>
-    </w:p>
-    <w:p/>
-    <w:p>
-      <w:pPr>
-        <w:pStyle w:val="Heading2"/>
-      </w:pPr>
-      <w:bookmarkStart w:id="5" w:name="_Toc236493196"/>
-      <w:r>
-        <w:t>Development</w:t>
-      </w:r>
       <w:bookmarkEnd w:id="5"/>
+    </w:p>
+    <w:p>
+      <w:r>
+        <w:t xml:space="preserve">2hrs, 15 minutes of research into existing AI digital forensics tools for testing purposes, see research log. </w:t>
+      </w:r>
     </w:p>
     <w:p>
       <w:pPr>
